--- a/Отчет по практике ПМ06 ИС221.docx
+++ b/Отчет по практике ПМ06 ИС221.docx
@@ -13818,6 +13818,16 @@
       <w:r>
         <w:rPr>
           <w:rFonts w:ascii="Times New Roman" w:hAnsi="Times New Roman" w:cs="Times New Roman"/>
+          <w:b/>
+          <w:sz w:val="24"/>
+          <w:szCs w:val="24"/>
+        </w:rPr>
+        <w:t>М.П.</w:t>
+      </w:r>
+      <w:r>
+        <w:rPr>
+          <w:rFonts w:ascii="Times New Roman" w:hAnsi="Times New Roman" w:cs="Times New Roman"/>
+          <w:b/>
           <w:sz w:val="24"/>
           <w:szCs w:val="24"/>
         </w:rPr>
@@ -15348,6 +15358,15 @@
       <w:r>
         <w:rPr>
           <w:rFonts w:ascii="Times New Roman" w:hAnsi="Times New Roman" w:cs="Times New Roman"/>
+          <w:b/>
+          <w:sz w:val="24"/>
+          <w:szCs w:val="24"/>
+        </w:rPr>
+        <w:t>М.П.</w:t>
+      </w:r>
+      <w:r>
+        <w:rPr>
+          <w:rFonts w:ascii="Times New Roman" w:hAnsi="Times New Roman" w:cs="Times New Roman"/>
           <w:sz w:val="24"/>
           <w:szCs w:val="24"/>
         </w:rPr>
@@ -15415,15 +15434,6 @@
     </w:p>
     <w:p>
       <w:pPr>
-        <w:rPr>
-          <w:rFonts w:ascii="Times New Roman" w:hAnsi="Times New Roman" w:cs="Times New Roman"/>
-          <w:sz w:val="24"/>
-          <w:szCs w:val="24"/>
-        </w:rPr>
-      </w:pPr>
-    </w:p>
-    <w:p>
-      <w:pPr>
         <w:spacing w:after="0" w:line="240" w:lineRule="auto"/>
         <w:jc w:val="center"/>
         <w:rPr>
@@ -15440,6 +15450,7 @@
           <w:sz w:val="24"/>
           <w:szCs w:val="24"/>
         </w:rPr>
+        <w:lastRenderedPageBreak/>
         <w:t>Аттестационный лист</w:t>
       </w:r>
     </w:p>
@@ -15735,7 +15746,6 @@
         </w:rPr>
         <w:t xml:space="preserve"> </w:t>
       </w:r>
-      <w:proofErr w:type="gramStart"/>
       <w:r>
         <w:rPr>
           <w:rFonts w:ascii="Times New Roman" w:hAnsi="Times New Roman" w:cs="Times New Roman"/>
@@ -15743,7 +15753,7 @@
           <w:szCs w:val="24"/>
           <w:u w:val="single"/>
         </w:rPr>
-        <w:t>24</w:t>
+        <w:t>03</w:t>
       </w:r>
       <w:r>
         <w:rPr>
@@ -15770,9 +15780,8 @@
           <w:szCs w:val="24"/>
           <w:u w:val="single"/>
         </w:rPr>
-        <w:t>.2025  по</w:t>
-      </w:r>
-      <w:proofErr w:type="gramEnd"/>
+        <w:t>.2025  по 2</w:t>
+      </w:r>
       <w:r>
         <w:rPr>
           <w:rFonts w:ascii="Times New Roman" w:hAnsi="Times New Roman" w:cs="Times New Roman"/>
@@ -15780,7 +15789,36 @@
           <w:szCs w:val="24"/>
           <w:u w:val="single"/>
         </w:rPr>
-        <w:t xml:space="preserve"> 28.12.2025</w:t>
+        <w:t>3</w:t>
+      </w:r>
+      <w:r>
+        <w:rPr>
+          <w:rFonts w:ascii="Times New Roman" w:hAnsi="Times New Roman" w:cs="Times New Roman"/>
+          <w:sz w:val="24"/>
+          <w:szCs w:val="24"/>
+          <w:u w:val="single"/>
+        </w:rPr>
+        <w:t>.1</w:t>
+      </w:r>
+      <w:r>
+        <w:rPr>
+          <w:rFonts w:ascii="Times New Roman" w:hAnsi="Times New Roman" w:cs="Times New Roman"/>
+          <w:sz w:val="24"/>
+          <w:szCs w:val="24"/>
+          <w:u w:val="single"/>
+        </w:rPr>
+        <w:t>1</w:t>
+      </w:r>
+      <w:bookmarkStart w:id="2" w:name="_GoBack"/>
+      <w:bookmarkEnd w:id="2"/>
+      <w:r>
+        <w:rPr>
+          <w:rFonts w:ascii="Times New Roman" w:hAnsi="Times New Roman" w:cs="Times New Roman"/>
+          <w:sz w:val="24"/>
+          <w:szCs w:val="24"/>
+          <w:u w:val="single"/>
+        </w:rPr>
+        <w:t>.2025</w:t>
       </w:r>
       <w:r>
         <w:rPr>
@@ -16891,6 +16929,7 @@
         <w:spacing w:after="0" w:line="240" w:lineRule="auto"/>
         <w:rPr>
           <w:rFonts w:ascii="Times New Roman" w:hAnsi="Times New Roman" w:cs="Times New Roman"/>
+          <w:b/>
           <w:sz w:val="24"/>
           <w:szCs w:val="24"/>
         </w:rPr>
@@ -16903,8 +16942,1652 @@
         </w:rPr>
         <w:t>Дата</w:t>
       </w:r>
-      <w:bookmarkStart w:id="2" w:name="_GoBack"/>
-      <w:bookmarkEnd w:id="2"/>
+      <w:r>
+        <w:rPr>
+          <w:rFonts w:ascii="Times New Roman" w:hAnsi="Times New Roman" w:cs="Times New Roman"/>
+          <w:sz w:val="24"/>
+          <w:szCs w:val="24"/>
+        </w:rPr>
+        <w:tab/>
+      </w:r>
+      <w:r>
+        <w:rPr>
+          <w:rFonts w:ascii="Times New Roman" w:hAnsi="Times New Roman" w:cs="Times New Roman"/>
+          <w:sz w:val="24"/>
+          <w:szCs w:val="24"/>
+        </w:rPr>
+        <w:tab/>
+      </w:r>
+      <w:r>
+        <w:rPr>
+          <w:rFonts w:ascii="Times New Roman" w:hAnsi="Times New Roman" w:cs="Times New Roman"/>
+          <w:sz w:val="24"/>
+          <w:szCs w:val="24"/>
+        </w:rPr>
+        <w:tab/>
+      </w:r>
+      <w:r>
+        <w:rPr>
+          <w:rFonts w:ascii="Times New Roman" w:hAnsi="Times New Roman" w:cs="Times New Roman"/>
+          <w:sz w:val="24"/>
+          <w:szCs w:val="24"/>
+        </w:rPr>
+        <w:tab/>
+      </w:r>
+      <w:r>
+        <w:rPr>
+          <w:rFonts w:ascii="Times New Roman" w:hAnsi="Times New Roman" w:cs="Times New Roman"/>
+          <w:sz w:val="24"/>
+          <w:szCs w:val="24"/>
+        </w:rPr>
+        <w:tab/>
+      </w:r>
+      <w:r>
+        <w:rPr>
+          <w:rFonts w:ascii="Times New Roman" w:hAnsi="Times New Roman" w:cs="Times New Roman"/>
+          <w:sz w:val="24"/>
+          <w:szCs w:val="24"/>
+        </w:rPr>
+        <w:tab/>
+      </w:r>
+      <w:r>
+        <w:rPr>
+          <w:rFonts w:ascii="Times New Roman" w:hAnsi="Times New Roman" w:cs="Times New Roman"/>
+          <w:sz w:val="24"/>
+          <w:szCs w:val="24"/>
+        </w:rPr>
+        <w:tab/>
+      </w:r>
+      <w:r>
+        <w:rPr>
+          <w:rFonts w:ascii="Times New Roman" w:hAnsi="Times New Roman" w:cs="Times New Roman"/>
+          <w:sz w:val="24"/>
+          <w:szCs w:val="24"/>
+        </w:rPr>
+        <w:tab/>
+      </w:r>
+      <w:r>
+        <w:rPr>
+          <w:rFonts w:ascii="Times New Roman" w:hAnsi="Times New Roman" w:cs="Times New Roman"/>
+          <w:sz w:val="24"/>
+          <w:szCs w:val="24"/>
+        </w:rPr>
+        <w:tab/>
+      </w:r>
+      <w:r>
+        <w:rPr>
+          <w:rFonts w:ascii="Times New Roman" w:hAnsi="Times New Roman" w:cs="Times New Roman"/>
+          <w:b/>
+          <w:sz w:val="24"/>
+          <w:szCs w:val="24"/>
+        </w:rPr>
+        <w:t>М.П.</w:t>
+      </w:r>
+    </w:p>
+    <w:p>
+      <w:pPr>
+        <w:spacing w:after="0" w:line="240" w:lineRule="auto"/>
+        <w:jc w:val="center"/>
+        <w:rPr>
+          <w:rFonts w:ascii="Times New Roman" w:hAnsi="Times New Roman" w:cs="Times New Roman"/>
+          <w:b/>
+          <w:sz w:val="24"/>
+          <w:szCs w:val="24"/>
+        </w:rPr>
+      </w:pPr>
+      <w:r>
+        <w:rPr>
+          <w:rFonts w:ascii="Times New Roman" w:hAnsi="Times New Roman" w:cs="Times New Roman"/>
+          <w:b/>
+          <w:sz w:val="24"/>
+          <w:szCs w:val="24"/>
+        </w:rPr>
+        <w:br w:type="page"/>
+      </w:r>
+      <w:r>
+        <w:rPr>
+          <w:rFonts w:ascii="Times New Roman" w:hAnsi="Times New Roman" w:cs="Times New Roman"/>
+          <w:b/>
+          <w:sz w:val="24"/>
+          <w:szCs w:val="24"/>
+        </w:rPr>
+        <w:lastRenderedPageBreak/>
+        <w:t>Аттестационный лист</w:t>
+      </w:r>
+    </w:p>
+    <w:p>
+      <w:pPr>
+        <w:spacing w:after="0" w:line="240" w:lineRule="auto"/>
+        <w:rPr>
+          <w:rFonts w:ascii="Times New Roman" w:hAnsi="Times New Roman" w:cs="Times New Roman"/>
+          <w:sz w:val="24"/>
+          <w:szCs w:val="24"/>
+        </w:rPr>
+      </w:pPr>
+    </w:p>
+    <w:p>
+      <w:pPr>
+        <w:spacing w:after="0" w:line="240" w:lineRule="auto"/>
+        <w:rPr>
+          <w:rFonts w:ascii="Times New Roman" w:hAnsi="Times New Roman" w:cs="Times New Roman"/>
+          <w:sz w:val="24"/>
+          <w:szCs w:val="24"/>
+        </w:rPr>
+      </w:pPr>
+      <w:r>
+        <w:rPr>
+          <w:rFonts w:ascii="Times New Roman" w:hAnsi="Times New Roman" w:cs="Times New Roman"/>
+          <w:sz w:val="24"/>
+          <w:szCs w:val="24"/>
+        </w:rPr>
+        <w:t>1. ФИО обучающегося, № группы, специальность, квалификация</w:t>
+      </w:r>
+    </w:p>
+    <w:p>
+      <w:pPr>
+        <w:spacing w:after="0" w:line="240" w:lineRule="auto"/>
+        <w:rPr>
+          <w:rFonts w:ascii="Times New Roman" w:hAnsi="Times New Roman" w:cs="Times New Roman"/>
+          <w:sz w:val="24"/>
+          <w:szCs w:val="24"/>
+        </w:rPr>
+      </w:pPr>
+      <w:r>
+        <w:rPr>
+          <w:rFonts w:ascii="Times New Roman" w:hAnsi="Times New Roman" w:cs="Times New Roman"/>
+          <w:sz w:val="24"/>
+          <w:szCs w:val="24"/>
+        </w:rPr>
+        <w:t>_____________________________________________________________________________</w:t>
+      </w:r>
+    </w:p>
+    <w:p>
+      <w:pPr>
+        <w:spacing w:after="0" w:line="240" w:lineRule="auto"/>
+        <w:rPr>
+          <w:rFonts w:ascii="Times New Roman" w:hAnsi="Times New Roman" w:cs="Times New Roman"/>
+          <w:sz w:val="24"/>
+          <w:szCs w:val="24"/>
+        </w:rPr>
+      </w:pPr>
+      <w:r>
+        <w:rPr>
+          <w:rFonts w:ascii="Times New Roman" w:hAnsi="Times New Roman" w:cs="Times New Roman"/>
+          <w:sz w:val="24"/>
+          <w:szCs w:val="24"/>
+        </w:rPr>
+        <w:t>группа _</w:t>
+      </w:r>
+      <w:r>
+        <w:rPr>
+          <w:rFonts w:ascii="Times New Roman" w:hAnsi="Times New Roman" w:cs="Times New Roman"/>
+          <w:sz w:val="24"/>
+          <w:szCs w:val="24"/>
+          <w:u w:val="single"/>
+        </w:rPr>
+        <w:t>ИС-2</w:t>
+      </w:r>
+      <w:r>
+        <w:rPr>
+          <w:rFonts w:ascii="Times New Roman" w:hAnsi="Times New Roman" w:cs="Times New Roman"/>
+          <w:sz w:val="24"/>
+          <w:szCs w:val="24"/>
+          <w:u w:val="single"/>
+        </w:rPr>
+        <w:t>2</w:t>
+      </w:r>
+      <w:r>
+        <w:rPr>
+          <w:rFonts w:ascii="Times New Roman" w:hAnsi="Times New Roman" w:cs="Times New Roman"/>
+          <w:sz w:val="24"/>
+          <w:szCs w:val="24"/>
+          <w:u w:val="single"/>
+        </w:rPr>
+        <w:t>1</w:t>
+      </w:r>
+      <w:r>
+        <w:rPr>
+          <w:rFonts w:ascii="Times New Roman" w:hAnsi="Times New Roman" w:cs="Times New Roman"/>
+          <w:sz w:val="24"/>
+          <w:szCs w:val="24"/>
+        </w:rPr>
+        <w:t xml:space="preserve">__, </w:t>
+      </w:r>
+      <w:r>
+        <w:rPr>
+          <w:rFonts w:ascii="Times New Roman" w:hAnsi="Times New Roman" w:cs="Times New Roman"/>
+          <w:sz w:val="24"/>
+          <w:szCs w:val="24"/>
+          <w:u w:val="single"/>
+        </w:rPr>
+        <w:t>специальность 09.02.07 «Информационные системы и программирование», квалификация: «Специалист по информационным ресурсам»</w:t>
+      </w:r>
+    </w:p>
+    <w:p>
+      <w:pPr>
+        <w:spacing w:after="0" w:line="240" w:lineRule="auto"/>
+        <w:rPr>
+          <w:rFonts w:ascii="Times New Roman" w:hAnsi="Times New Roman" w:cs="Times New Roman"/>
+          <w:sz w:val="24"/>
+          <w:szCs w:val="24"/>
+        </w:rPr>
+      </w:pPr>
+      <w:r>
+        <w:rPr>
+          <w:rFonts w:ascii="Times New Roman" w:hAnsi="Times New Roman" w:cs="Times New Roman"/>
+          <w:sz w:val="24"/>
+          <w:szCs w:val="24"/>
+        </w:rPr>
+        <w:t>2.Название модуля - ПМ 0</w:t>
+      </w:r>
+      <w:r>
+        <w:rPr>
+          <w:rFonts w:ascii="Times New Roman" w:hAnsi="Times New Roman" w:cs="Times New Roman"/>
+          <w:sz w:val="24"/>
+          <w:szCs w:val="24"/>
+        </w:rPr>
+        <w:t>6</w:t>
+      </w:r>
+      <w:r>
+        <w:rPr>
+          <w:rFonts w:ascii="Times New Roman" w:hAnsi="Times New Roman" w:cs="Times New Roman"/>
+          <w:sz w:val="24"/>
+          <w:szCs w:val="24"/>
+        </w:rPr>
+        <w:t xml:space="preserve"> </w:t>
+      </w:r>
+      <w:r>
+        <w:rPr>
+          <w:rFonts w:ascii="Times New Roman" w:hAnsi="Times New Roman" w:cs="Times New Roman"/>
+          <w:sz w:val="24"/>
+          <w:szCs w:val="24"/>
+        </w:rPr>
+        <w:t>Сопровождение</w:t>
+      </w:r>
+      <w:r>
+        <w:rPr>
+          <w:rFonts w:ascii="Times New Roman" w:hAnsi="Times New Roman" w:cs="Times New Roman"/>
+          <w:sz w:val="24"/>
+          <w:szCs w:val="24"/>
+        </w:rPr>
+        <w:t xml:space="preserve"> информационных </w:t>
+      </w:r>
+      <w:r>
+        <w:rPr>
+          <w:rFonts w:ascii="Times New Roman" w:hAnsi="Times New Roman" w:cs="Times New Roman"/>
+          <w:sz w:val="24"/>
+          <w:szCs w:val="24"/>
+        </w:rPr>
+        <w:t>систем</w:t>
+      </w:r>
+    </w:p>
+    <w:p>
+      <w:pPr>
+        <w:spacing w:after="0" w:line="240" w:lineRule="auto"/>
+        <w:rPr>
+          <w:rFonts w:ascii="Times New Roman" w:hAnsi="Times New Roman" w:cs="Times New Roman"/>
+          <w:sz w:val="24"/>
+          <w:szCs w:val="24"/>
+        </w:rPr>
+      </w:pPr>
+      <w:r>
+        <w:rPr>
+          <w:rFonts w:ascii="Times New Roman" w:hAnsi="Times New Roman" w:cs="Times New Roman"/>
+          <w:sz w:val="24"/>
+          <w:szCs w:val="24"/>
+        </w:rPr>
+        <w:t xml:space="preserve">3. Место прохождения практики (Профильная организация), наименование, </w:t>
+      </w:r>
+      <w:proofErr w:type="spellStart"/>
+      <w:proofErr w:type="gramStart"/>
+      <w:r>
+        <w:rPr>
+          <w:rFonts w:ascii="Times New Roman" w:hAnsi="Times New Roman" w:cs="Times New Roman"/>
+          <w:sz w:val="24"/>
+          <w:szCs w:val="24"/>
+        </w:rPr>
+        <w:t>юр</w:t>
+      </w:r>
+      <w:r>
+        <w:rPr>
+          <w:rFonts w:ascii="Times New Roman" w:hAnsi="Times New Roman" w:cs="Times New Roman"/>
+          <w:sz w:val="24"/>
+          <w:szCs w:val="24"/>
+        </w:rPr>
+        <w:t>.</w:t>
+      </w:r>
+      <w:r>
+        <w:rPr>
+          <w:rFonts w:ascii="Times New Roman" w:hAnsi="Times New Roman" w:cs="Times New Roman"/>
+          <w:sz w:val="24"/>
+          <w:szCs w:val="24"/>
+        </w:rPr>
+        <w:t>адрес</w:t>
+      </w:r>
+      <w:proofErr w:type="spellEnd"/>
+      <w:proofErr w:type="gramEnd"/>
+      <w:r>
+        <w:rPr>
+          <w:rFonts w:ascii="Times New Roman" w:hAnsi="Times New Roman" w:cs="Times New Roman"/>
+          <w:sz w:val="24"/>
+          <w:szCs w:val="24"/>
+        </w:rPr>
+        <w:t>, телефон</w:t>
+      </w:r>
+    </w:p>
+    <w:p>
+      <w:pPr>
+        <w:spacing w:after="0" w:line="240" w:lineRule="auto"/>
+        <w:rPr>
+          <w:rFonts w:ascii="Times New Roman" w:hAnsi="Times New Roman" w:cs="Times New Roman"/>
+          <w:sz w:val="24"/>
+          <w:szCs w:val="24"/>
+        </w:rPr>
+      </w:pPr>
+      <w:r>
+        <w:rPr>
+          <w:rFonts w:ascii="Times New Roman" w:hAnsi="Times New Roman" w:cs="Times New Roman"/>
+          <w:sz w:val="24"/>
+          <w:szCs w:val="24"/>
+        </w:rPr>
+        <w:t>__________________________________________________________________________</w:t>
+      </w:r>
+    </w:p>
+    <w:p>
+      <w:pPr>
+        <w:spacing w:after="0" w:line="240" w:lineRule="auto"/>
+        <w:rPr>
+          <w:rFonts w:ascii="Times New Roman" w:hAnsi="Times New Roman" w:cs="Times New Roman"/>
+          <w:sz w:val="24"/>
+          <w:szCs w:val="24"/>
+        </w:rPr>
+      </w:pPr>
+      <w:r>
+        <w:rPr>
+          <w:rFonts w:ascii="Times New Roman" w:hAnsi="Times New Roman" w:cs="Times New Roman"/>
+          <w:sz w:val="24"/>
+          <w:szCs w:val="24"/>
+        </w:rPr>
+        <w:t>__________________________________________________________________________</w:t>
+      </w:r>
+    </w:p>
+    <w:p>
+      <w:pPr>
+        <w:spacing w:after="0" w:line="240" w:lineRule="auto"/>
+        <w:rPr>
+          <w:rFonts w:ascii="Times New Roman" w:hAnsi="Times New Roman" w:cs="Times New Roman"/>
+          <w:sz w:val="24"/>
+          <w:szCs w:val="24"/>
+        </w:rPr>
+      </w:pPr>
+      <w:r>
+        <w:rPr>
+          <w:rFonts w:ascii="Times New Roman" w:hAnsi="Times New Roman" w:cs="Times New Roman"/>
+          <w:sz w:val="24"/>
+          <w:szCs w:val="24"/>
+        </w:rPr>
+        <w:t>4. Время прохождения практики ___</w:t>
+      </w:r>
+      <w:r>
+        <w:rPr>
+          <w:rFonts w:ascii="Times New Roman" w:hAnsi="Times New Roman" w:cs="Times New Roman"/>
+          <w:sz w:val="24"/>
+          <w:szCs w:val="24"/>
+          <w:u w:val="single"/>
+          <w:lang w:val="en-US"/>
+        </w:rPr>
+        <w:t>c</w:t>
+      </w:r>
+      <w:r>
+        <w:rPr>
+          <w:rFonts w:ascii="Times New Roman" w:hAnsi="Times New Roman" w:cs="Times New Roman"/>
+          <w:sz w:val="24"/>
+          <w:szCs w:val="24"/>
+          <w:u w:val="single"/>
+        </w:rPr>
+        <w:t xml:space="preserve"> </w:t>
+      </w:r>
+      <w:proofErr w:type="gramStart"/>
+      <w:r>
+        <w:rPr>
+          <w:rFonts w:ascii="Times New Roman" w:hAnsi="Times New Roman" w:cs="Times New Roman"/>
+          <w:sz w:val="24"/>
+          <w:szCs w:val="24"/>
+          <w:u w:val="single"/>
+        </w:rPr>
+        <w:t>24</w:t>
+      </w:r>
+      <w:r>
+        <w:rPr>
+          <w:rFonts w:ascii="Times New Roman" w:hAnsi="Times New Roman" w:cs="Times New Roman"/>
+          <w:sz w:val="24"/>
+          <w:szCs w:val="24"/>
+          <w:u w:val="single"/>
+        </w:rPr>
+        <w:t>.1</w:t>
+      </w:r>
+      <w:r>
+        <w:rPr>
+          <w:rFonts w:ascii="Times New Roman" w:hAnsi="Times New Roman" w:cs="Times New Roman"/>
+          <w:sz w:val="24"/>
+          <w:szCs w:val="24"/>
+          <w:u w:val="single"/>
+        </w:rPr>
+        <w:t>1</w:t>
+      </w:r>
+      <w:r>
+        <w:rPr>
+          <w:rFonts w:ascii="Times New Roman" w:hAnsi="Times New Roman" w:cs="Times New Roman"/>
+          <w:sz w:val="24"/>
+          <w:szCs w:val="24"/>
+          <w:u w:val="single"/>
+        </w:rPr>
+        <w:t>.2025  по</w:t>
+      </w:r>
+      <w:proofErr w:type="gramEnd"/>
+      <w:r>
+        <w:rPr>
+          <w:rFonts w:ascii="Times New Roman" w:hAnsi="Times New Roman" w:cs="Times New Roman"/>
+          <w:sz w:val="24"/>
+          <w:szCs w:val="24"/>
+          <w:u w:val="single"/>
+        </w:rPr>
+        <w:t xml:space="preserve"> 28.12.2025</w:t>
+      </w:r>
+      <w:r>
+        <w:rPr>
+          <w:rFonts w:ascii="Times New Roman" w:hAnsi="Times New Roman" w:cs="Times New Roman"/>
+          <w:sz w:val="24"/>
+          <w:szCs w:val="24"/>
+        </w:rPr>
+        <w:t>____________</w:t>
+      </w:r>
+    </w:p>
+    <w:p>
+      <w:pPr>
+        <w:spacing w:after="0" w:line="240" w:lineRule="auto"/>
+        <w:rPr>
+          <w:rFonts w:ascii="Times New Roman" w:hAnsi="Times New Roman" w:cs="Times New Roman"/>
+          <w:sz w:val="24"/>
+          <w:szCs w:val="24"/>
+        </w:rPr>
+      </w:pPr>
+    </w:p>
+    <w:p>
+      <w:pPr>
+        <w:spacing w:after="0" w:line="240" w:lineRule="auto"/>
+        <w:rPr>
+          <w:rFonts w:ascii="Times New Roman" w:hAnsi="Times New Roman" w:cs="Times New Roman"/>
+          <w:sz w:val="24"/>
+          <w:szCs w:val="24"/>
+        </w:rPr>
+      </w:pPr>
+      <w:r>
+        <w:rPr>
+          <w:rFonts w:ascii="Times New Roman" w:hAnsi="Times New Roman" w:cs="Times New Roman"/>
+          <w:sz w:val="24"/>
+          <w:szCs w:val="24"/>
+        </w:rPr>
+        <w:t>Профессиональные компетенции, сформированный в период прохождения практики:</w:t>
+      </w:r>
+    </w:p>
+    <w:tbl>
+      <w:tblPr>
+        <w:tblStyle w:val="a3"/>
+        <w:tblW w:w="0" w:type="auto"/>
+        <w:tblLook w:val="04A0" w:firstRow="1" w:lastRow="0" w:firstColumn="1" w:lastColumn="0" w:noHBand="0" w:noVBand="1"/>
+      </w:tblPr>
+      <w:tblGrid>
+        <w:gridCol w:w="4672"/>
+        <w:gridCol w:w="4673"/>
+      </w:tblGrid>
+      <w:tr>
+        <w:tc>
+          <w:tcPr>
+            <w:tcW w:w="4672" w:type="dxa"/>
+          </w:tcPr>
+          <w:p>
+            <w:pPr>
+              <w:jc w:val="center"/>
+              <w:rPr>
+                <w:rFonts w:ascii="Times New Roman" w:hAnsi="Times New Roman" w:cs="Times New Roman"/>
+                <w:sz w:val="24"/>
+                <w:szCs w:val="24"/>
+              </w:rPr>
+            </w:pPr>
+            <w:r>
+              <w:rPr>
+                <w:rFonts w:ascii="Times New Roman" w:hAnsi="Times New Roman" w:cs="Times New Roman"/>
+                <w:sz w:val="24"/>
+                <w:szCs w:val="24"/>
+              </w:rPr>
+              <w:t>Профессиональные компетенции</w:t>
+            </w:r>
+          </w:p>
+        </w:tc>
+        <w:tc>
+          <w:tcPr>
+            <w:tcW w:w="4673" w:type="dxa"/>
+          </w:tcPr>
+          <w:p>
+            <w:pPr>
+              <w:jc w:val="center"/>
+              <w:rPr>
+                <w:rFonts w:ascii="Times New Roman" w:hAnsi="Times New Roman" w:cs="Times New Roman"/>
+                <w:sz w:val="24"/>
+                <w:szCs w:val="24"/>
+              </w:rPr>
+            </w:pPr>
+            <w:r>
+              <w:rPr>
+                <w:rFonts w:ascii="Times New Roman" w:hAnsi="Times New Roman" w:cs="Times New Roman"/>
+                <w:sz w:val="24"/>
+                <w:szCs w:val="24"/>
+              </w:rPr>
+              <w:t xml:space="preserve">Освоена/ </w:t>
+            </w:r>
+            <w:proofErr w:type="spellStart"/>
+            <w:r>
+              <w:rPr>
+                <w:rFonts w:ascii="Times New Roman" w:hAnsi="Times New Roman" w:cs="Times New Roman"/>
+                <w:sz w:val="24"/>
+                <w:szCs w:val="24"/>
+              </w:rPr>
+              <w:t>неосвоена</w:t>
+            </w:r>
+            <w:proofErr w:type="spellEnd"/>
+          </w:p>
+        </w:tc>
+      </w:tr>
+      <w:tr>
+        <w:tc>
+          <w:tcPr>
+            <w:tcW w:w="4672" w:type="dxa"/>
+          </w:tcPr>
+          <w:p>
+            <w:pPr>
+              <w:rPr>
+                <w:rFonts w:ascii="Times New Roman" w:hAnsi="Times New Roman" w:cs="Times New Roman"/>
+                <w:sz w:val="24"/>
+                <w:szCs w:val="24"/>
+              </w:rPr>
+            </w:pPr>
+            <w:r>
+              <w:rPr>
+                <w:rFonts w:ascii="Times New Roman" w:hAnsi="Times New Roman" w:cs="Times New Roman"/>
+                <w:sz w:val="24"/>
+                <w:szCs w:val="24"/>
+              </w:rPr>
+              <w:t xml:space="preserve">ПК 6.1 </w:t>
+            </w:r>
+            <w:r>
+              <w:rPr>
+                <w:rFonts w:ascii="Times New Roman" w:hAnsi="Times New Roman" w:cs="Times New Roman"/>
+                <w:sz w:val="24"/>
+                <w:szCs w:val="24"/>
+              </w:rPr>
+              <w:t>Разрабатывать техническое задание на сопровождение информационной системы.</w:t>
+            </w:r>
+          </w:p>
+        </w:tc>
+        <w:tc>
+          <w:tcPr>
+            <w:tcW w:w="4673" w:type="dxa"/>
+          </w:tcPr>
+          <w:p>
+            <w:pPr>
+              <w:rPr>
+                <w:rFonts w:ascii="Times New Roman" w:hAnsi="Times New Roman" w:cs="Times New Roman"/>
+                <w:sz w:val="24"/>
+                <w:szCs w:val="24"/>
+              </w:rPr>
+            </w:pPr>
+          </w:p>
+        </w:tc>
+      </w:tr>
+      <w:tr>
+        <w:tc>
+          <w:tcPr>
+            <w:tcW w:w="4672" w:type="dxa"/>
+          </w:tcPr>
+          <w:p>
+            <w:pPr>
+              <w:rPr>
+                <w:rFonts w:ascii="Times New Roman" w:hAnsi="Times New Roman" w:cs="Times New Roman"/>
+                <w:sz w:val="24"/>
+                <w:szCs w:val="24"/>
+              </w:rPr>
+            </w:pPr>
+            <w:r>
+              <w:rPr>
+                <w:rFonts w:ascii="Times New Roman" w:hAnsi="Times New Roman" w:cs="Times New Roman"/>
+                <w:sz w:val="24"/>
+                <w:szCs w:val="24"/>
+              </w:rPr>
+              <w:t xml:space="preserve">ПК 6.2 </w:t>
+            </w:r>
+            <w:r>
+              <w:rPr>
+                <w:rFonts w:ascii="Times New Roman" w:hAnsi="Times New Roman" w:cs="Times New Roman"/>
+                <w:sz w:val="24"/>
+                <w:szCs w:val="24"/>
+              </w:rPr>
+              <w:t>Выполнять исправление ошибок в прог</w:t>
+            </w:r>
+            <w:r>
+              <w:rPr>
+                <w:rFonts w:ascii="Times New Roman" w:hAnsi="Times New Roman" w:cs="Times New Roman"/>
+                <w:sz w:val="24"/>
+                <w:szCs w:val="24"/>
+              </w:rPr>
+              <w:softHyphen/>
+            </w:r>
+            <w:r>
+              <w:rPr>
+                <w:rFonts w:ascii="Times New Roman" w:hAnsi="Times New Roman" w:cs="Times New Roman"/>
+                <w:sz w:val="24"/>
+                <w:szCs w:val="24"/>
+              </w:rPr>
+              <w:t>ра</w:t>
+            </w:r>
+            <w:r>
+              <w:rPr>
+                <w:rFonts w:ascii="Times New Roman" w:hAnsi="Times New Roman" w:cs="Times New Roman"/>
+                <w:sz w:val="24"/>
+                <w:szCs w:val="24"/>
+              </w:rPr>
+              <w:softHyphen/>
+            </w:r>
+            <w:r>
+              <w:rPr>
+                <w:rFonts w:ascii="Times New Roman" w:hAnsi="Times New Roman" w:cs="Times New Roman"/>
+                <w:sz w:val="24"/>
+                <w:szCs w:val="24"/>
+              </w:rPr>
+              <w:t>ммном коде информационной системы.</w:t>
+            </w:r>
+          </w:p>
+        </w:tc>
+        <w:tc>
+          <w:tcPr>
+            <w:tcW w:w="4673" w:type="dxa"/>
+          </w:tcPr>
+          <w:p>
+            <w:pPr>
+              <w:rPr>
+                <w:rFonts w:ascii="Times New Roman" w:hAnsi="Times New Roman" w:cs="Times New Roman"/>
+                <w:sz w:val="24"/>
+                <w:szCs w:val="24"/>
+              </w:rPr>
+            </w:pPr>
+          </w:p>
+        </w:tc>
+      </w:tr>
+      <w:tr>
+        <w:tc>
+          <w:tcPr>
+            <w:tcW w:w="4672" w:type="dxa"/>
+          </w:tcPr>
+          <w:p>
+            <w:pPr>
+              <w:rPr>
+                <w:rFonts w:ascii="Times New Roman" w:hAnsi="Times New Roman" w:cs="Times New Roman"/>
+                <w:sz w:val="24"/>
+                <w:szCs w:val="24"/>
+              </w:rPr>
+            </w:pPr>
+            <w:r>
+              <w:rPr>
+                <w:rFonts w:ascii="Times New Roman" w:hAnsi="Times New Roman" w:cs="Times New Roman"/>
+                <w:sz w:val="24"/>
+                <w:szCs w:val="24"/>
+              </w:rPr>
+              <w:t xml:space="preserve">ПК 6.3 </w:t>
+            </w:r>
+            <w:r>
+              <w:rPr>
+                <w:rFonts w:ascii="Times New Roman" w:hAnsi="Times New Roman" w:cs="Times New Roman"/>
+                <w:sz w:val="24"/>
+                <w:szCs w:val="24"/>
+              </w:rPr>
+              <w:t>Разрабатывать обучающую докумен</w:t>
+            </w:r>
+            <w:r>
+              <w:rPr>
+                <w:rFonts w:ascii="Times New Roman" w:hAnsi="Times New Roman" w:cs="Times New Roman"/>
+                <w:sz w:val="24"/>
+                <w:szCs w:val="24"/>
+              </w:rPr>
+              <w:softHyphen/>
+            </w:r>
+            <w:r>
+              <w:rPr>
+                <w:rFonts w:ascii="Times New Roman" w:hAnsi="Times New Roman" w:cs="Times New Roman"/>
+                <w:sz w:val="24"/>
+                <w:szCs w:val="24"/>
+              </w:rPr>
+              <w:t xml:space="preserve">тацию для пользователей </w:t>
+            </w:r>
+            <w:r>
+              <w:rPr>
+                <w:rFonts w:ascii="Times New Roman" w:hAnsi="Times New Roman" w:cs="Times New Roman"/>
+                <w:sz w:val="24"/>
+                <w:szCs w:val="24"/>
+              </w:rPr>
+              <w:t>ИС</w:t>
+            </w:r>
+          </w:p>
+        </w:tc>
+        <w:tc>
+          <w:tcPr>
+            <w:tcW w:w="4673" w:type="dxa"/>
+          </w:tcPr>
+          <w:p>
+            <w:pPr>
+              <w:rPr>
+                <w:rFonts w:ascii="Times New Roman" w:hAnsi="Times New Roman" w:cs="Times New Roman"/>
+                <w:sz w:val="24"/>
+                <w:szCs w:val="24"/>
+              </w:rPr>
+            </w:pPr>
+          </w:p>
+        </w:tc>
+      </w:tr>
+      <w:tr>
+        <w:tc>
+          <w:tcPr>
+            <w:tcW w:w="4672" w:type="dxa"/>
+          </w:tcPr>
+          <w:p>
+            <w:pPr>
+              <w:rPr>
+                <w:rFonts w:ascii="Times New Roman" w:hAnsi="Times New Roman" w:cs="Times New Roman"/>
+                <w:sz w:val="24"/>
+                <w:szCs w:val="24"/>
+              </w:rPr>
+            </w:pPr>
+            <w:r>
+              <w:rPr>
+                <w:rFonts w:ascii="Times New Roman" w:hAnsi="Times New Roman" w:cs="Times New Roman"/>
+                <w:sz w:val="24"/>
+                <w:szCs w:val="24"/>
+              </w:rPr>
+              <w:t xml:space="preserve">ПК 6.4 </w:t>
+            </w:r>
+            <w:r>
+              <w:rPr>
+                <w:rFonts w:ascii="Times New Roman" w:hAnsi="Times New Roman" w:cs="Times New Roman"/>
+                <w:sz w:val="24"/>
+                <w:szCs w:val="24"/>
+              </w:rPr>
+              <w:t xml:space="preserve">Оценивать качество и надежность функционирования </w:t>
+            </w:r>
+            <w:r>
+              <w:rPr>
+                <w:rFonts w:ascii="Times New Roman" w:hAnsi="Times New Roman" w:cs="Times New Roman"/>
+                <w:sz w:val="24"/>
+                <w:szCs w:val="24"/>
+              </w:rPr>
+              <w:t>ИС</w:t>
+            </w:r>
+            <w:r>
+              <w:rPr>
+                <w:rFonts w:ascii="Times New Roman" w:hAnsi="Times New Roman" w:cs="Times New Roman"/>
+                <w:sz w:val="24"/>
+                <w:szCs w:val="24"/>
+              </w:rPr>
+              <w:t xml:space="preserve"> в соответствии с критериями технического задания.</w:t>
+            </w:r>
+          </w:p>
+        </w:tc>
+        <w:tc>
+          <w:tcPr>
+            <w:tcW w:w="4673" w:type="dxa"/>
+          </w:tcPr>
+          <w:p>
+            <w:pPr>
+              <w:rPr>
+                <w:rFonts w:ascii="Times New Roman" w:hAnsi="Times New Roman" w:cs="Times New Roman"/>
+                <w:sz w:val="24"/>
+                <w:szCs w:val="24"/>
+              </w:rPr>
+            </w:pPr>
+          </w:p>
+        </w:tc>
+      </w:tr>
+      <w:tr>
+        <w:tc>
+          <w:tcPr>
+            <w:tcW w:w="4672" w:type="dxa"/>
+          </w:tcPr>
+          <w:p>
+            <w:pPr>
+              <w:rPr>
+                <w:rFonts w:ascii="Times New Roman" w:hAnsi="Times New Roman" w:cs="Times New Roman"/>
+                <w:sz w:val="24"/>
+                <w:szCs w:val="24"/>
+              </w:rPr>
+            </w:pPr>
+            <w:r>
+              <w:rPr>
+                <w:rFonts w:ascii="Times New Roman" w:hAnsi="Times New Roman" w:cs="Times New Roman"/>
+                <w:sz w:val="24"/>
+                <w:szCs w:val="24"/>
+              </w:rPr>
+              <w:t xml:space="preserve">ПК 6.5 </w:t>
+            </w:r>
+            <w:r>
+              <w:rPr>
+                <w:rFonts w:ascii="Times New Roman" w:hAnsi="Times New Roman" w:cs="Times New Roman"/>
+                <w:sz w:val="24"/>
+                <w:szCs w:val="24"/>
+              </w:rPr>
+              <w:t>Осуществлять техническое сопровож</w:t>
+            </w:r>
+            <w:r>
+              <w:rPr>
+                <w:rFonts w:ascii="Times New Roman" w:hAnsi="Times New Roman" w:cs="Times New Roman"/>
+                <w:sz w:val="24"/>
+                <w:szCs w:val="24"/>
+              </w:rPr>
+              <w:softHyphen/>
+            </w:r>
+            <w:r>
+              <w:rPr>
+                <w:rFonts w:ascii="Times New Roman" w:hAnsi="Times New Roman" w:cs="Times New Roman"/>
+                <w:sz w:val="24"/>
+                <w:szCs w:val="24"/>
+              </w:rPr>
+              <w:t>дение, обновление и восстановление данных ИС в соответствии с техническим заданием.</w:t>
+            </w:r>
+          </w:p>
+        </w:tc>
+        <w:tc>
+          <w:tcPr>
+            <w:tcW w:w="4673" w:type="dxa"/>
+          </w:tcPr>
+          <w:p>
+            <w:pPr>
+              <w:rPr>
+                <w:rFonts w:ascii="Times New Roman" w:hAnsi="Times New Roman" w:cs="Times New Roman"/>
+                <w:sz w:val="24"/>
+                <w:szCs w:val="24"/>
+              </w:rPr>
+            </w:pPr>
+          </w:p>
+        </w:tc>
+      </w:tr>
+    </w:tbl>
+    <w:p>
+      <w:pPr>
+        <w:spacing w:after="0" w:line="240" w:lineRule="auto"/>
+        <w:rPr>
+          <w:rFonts w:ascii="Times New Roman" w:hAnsi="Times New Roman" w:cs="Times New Roman"/>
+          <w:sz w:val="24"/>
+          <w:szCs w:val="24"/>
+        </w:rPr>
+      </w:pPr>
+      <w:r>
+        <w:rPr>
+          <w:rFonts w:ascii="Times New Roman" w:hAnsi="Times New Roman" w:cs="Times New Roman"/>
+          <w:sz w:val="24"/>
+          <w:szCs w:val="24"/>
+        </w:rPr>
+        <w:t xml:space="preserve">5.Получен практический опыт: </w:t>
+      </w:r>
+    </w:p>
+    <w:p>
+      <w:pPr>
+        <w:spacing w:after="0" w:line="240" w:lineRule="auto"/>
+        <w:jc w:val="both"/>
+        <w:rPr>
+          <w:rFonts w:ascii="Times New Roman" w:hAnsi="Times New Roman" w:cs="Times New Roman"/>
+          <w:sz w:val="24"/>
+          <w:szCs w:val="24"/>
+          <w:u w:val="single"/>
+        </w:rPr>
+      </w:pPr>
+      <w:r>
+        <w:rPr>
+          <w:rFonts w:ascii="Times New Roman" w:hAnsi="Times New Roman" w:cs="Times New Roman"/>
+          <w:sz w:val="24"/>
+          <w:szCs w:val="24"/>
+          <w:u w:val="single"/>
+        </w:rPr>
+        <w:t>разраб</w:t>
+      </w:r>
+      <w:r>
+        <w:rPr>
+          <w:rFonts w:ascii="Times New Roman" w:hAnsi="Times New Roman" w:cs="Times New Roman"/>
+          <w:sz w:val="24"/>
+          <w:szCs w:val="24"/>
+          <w:u w:val="single"/>
+        </w:rPr>
+        <w:t>отки</w:t>
+      </w:r>
+      <w:r>
+        <w:rPr>
+          <w:rFonts w:ascii="Times New Roman" w:hAnsi="Times New Roman" w:cs="Times New Roman"/>
+          <w:sz w:val="24"/>
+          <w:szCs w:val="24"/>
+          <w:u w:val="single"/>
+        </w:rPr>
+        <w:t xml:space="preserve"> техническо</w:t>
+      </w:r>
+      <w:r>
+        <w:rPr>
+          <w:rFonts w:ascii="Times New Roman" w:hAnsi="Times New Roman" w:cs="Times New Roman"/>
+          <w:sz w:val="24"/>
+          <w:szCs w:val="24"/>
+          <w:u w:val="single"/>
+        </w:rPr>
+        <w:t>го</w:t>
+      </w:r>
+      <w:r>
+        <w:rPr>
+          <w:rFonts w:ascii="Times New Roman" w:hAnsi="Times New Roman" w:cs="Times New Roman"/>
+          <w:sz w:val="24"/>
+          <w:szCs w:val="24"/>
+          <w:u w:val="single"/>
+        </w:rPr>
+        <w:t xml:space="preserve"> задани</w:t>
+      </w:r>
+      <w:r>
+        <w:rPr>
+          <w:rFonts w:ascii="Times New Roman" w:hAnsi="Times New Roman" w:cs="Times New Roman"/>
+          <w:sz w:val="24"/>
+          <w:szCs w:val="24"/>
+          <w:u w:val="single"/>
+        </w:rPr>
+        <w:t>я</w:t>
+      </w:r>
+      <w:r>
+        <w:rPr>
+          <w:rFonts w:ascii="Times New Roman" w:hAnsi="Times New Roman" w:cs="Times New Roman"/>
+          <w:sz w:val="24"/>
+          <w:szCs w:val="24"/>
+          <w:u w:val="single"/>
+        </w:rPr>
+        <w:t xml:space="preserve"> на сопровождение информационной системы в соот</w:t>
+      </w:r>
+      <w:r>
+        <w:rPr>
+          <w:rFonts w:ascii="Times New Roman" w:hAnsi="Times New Roman" w:cs="Times New Roman"/>
+          <w:sz w:val="24"/>
+          <w:szCs w:val="24"/>
+          <w:u w:val="single"/>
+        </w:rPr>
+        <w:t>ветствии с предметной областью, в</w:t>
+      </w:r>
+      <w:r>
+        <w:rPr>
+          <w:rFonts w:ascii="Times New Roman" w:hAnsi="Times New Roman" w:cs="Times New Roman"/>
+          <w:sz w:val="24"/>
+          <w:szCs w:val="24"/>
+          <w:u w:val="single"/>
+        </w:rPr>
+        <w:t>ыполн</w:t>
+      </w:r>
+      <w:r>
+        <w:rPr>
+          <w:rFonts w:ascii="Times New Roman" w:hAnsi="Times New Roman" w:cs="Times New Roman"/>
+          <w:sz w:val="24"/>
+          <w:szCs w:val="24"/>
+          <w:u w:val="single"/>
+        </w:rPr>
+        <w:t>ении</w:t>
+      </w:r>
+      <w:r>
+        <w:rPr>
+          <w:rFonts w:ascii="Times New Roman" w:hAnsi="Times New Roman" w:cs="Times New Roman"/>
+          <w:sz w:val="24"/>
+          <w:szCs w:val="24"/>
+          <w:u w:val="single"/>
+        </w:rPr>
+        <w:t xml:space="preserve"> разработк</w:t>
+      </w:r>
+      <w:r>
+        <w:rPr>
+          <w:rFonts w:ascii="Times New Roman" w:hAnsi="Times New Roman" w:cs="Times New Roman"/>
+          <w:sz w:val="24"/>
+          <w:szCs w:val="24"/>
+          <w:u w:val="single"/>
+        </w:rPr>
+        <w:t>и обучающей документации,</w:t>
+      </w:r>
+      <w:r>
+        <w:rPr>
+          <w:rFonts w:ascii="Times New Roman" w:hAnsi="Times New Roman" w:cs="Times New Roman"/>
+          <w:sz w:val="24"/>
+          <w:szCs w:val="24"/>
+          <w:u w:val="single"/>
+        </w:rPr>
+        <w:tab/>
+        <w:t>исправл</w:t>
+      </w:r>
+      <w:r>
+        <w:rPr>
+          <w:rFonts w:ascii="Times New Roman" w:hAnsi="Times New Roman" w:cs="Times New Roman"/>
+          <w:sz w:val="24"/>
+          <w:szCs w:val="24"/>
+          <w:u w:val="single"/>
+        </w:rPr>
+        <w:t>ении</w:t>
+      </w:r>
+      <w:r>
+        <w:rPr>
+          <w:rFonts w:ascii="Times New Roman" w:hAnsi="Times New Roman" w:cs="Times New Roman"/>
+          <w:sz w:val="24"/>
+          <w:szCs w:val="24"/>
+          <w:u w:val="single"/>
+        </w:rPr>
+        <w:t xml:space="preserve"> ошиб</w:t>
+      </w:r>
+      <w:r>
+        <w:rPr>
+          <w:rFonts w:ascii="Times New Roman" w:hAnsi="Times New Roman" w:cs="Times New Roman"/>
+          <w:sz w:val="24"/>
+          <w:szCs w:val="24"/>
+          <w:u w:val="single"/>
+        </w:rPr>
+        <w:t>о</w:t>
+      </w:r>
+      <w:r>
+        <w:rPr>
+          <w:rFonts w:ascii="Times New Roman" w:hAnsi="Times New Roman" w:cs="Times New Roman"/>
+          <w:sz w:val="24"/>
+          <w:szCs w:val="24"/>
+          <w:u w:val="single"/>
+        </w:rPr>
+        <w:t>к в программном коде информационной с</w:t>
+      </w:r>
+      <w:r>
+        <w:rPr>
+          <w:rFonts w:ascii="Times New Roman" w:hAnsi="Times New Roman" w:cs="Times New Roman"/>
+          <w:sz w:val="24"/>
+          <w:szCs w:val="24"/>
+          <w:u w:val="single"/>
+        </w:rPr>
+        <w:t xml:space="preserve">истемы в процессе эксплуатации, </w:t>
+      </w:r>
+      <w:r>
+        <w:rPr>
+          <w:rFonts w:ascii="Times New Roman" w:hAnsi="Times New Roman" w:cs="Times New Roman"/>
+          <w:sz w:val="24"/>
+          <w:szCs w:val="24"/>
+          <w:u w:val="single"/>
+        </w:rPr>
+        <w:t>выполн</w:t>
+      </w:r>
+      <w:r>
+        <w:rPr>
+          <w:rFonts w:ascii="Times New Roman" w:hAnsi="Times New Roman" w:cs="Times New Roman"/>
+          <w:sz w:val="24"/>
+          <w:szCs w:val="24"/>
+          <w:u w:val="single"/>
+        </w:rPr>
+        <w:t>ении</w:t>
+      </w:r>
+      <w:r>
+        <w:rPr>
+          <w:rFonts w:ascii="Times New Roman" w:hAnsi="Times New Roman" w:cs="Times New Roman"/>
+          <w:sz w:val="24"/>
+          <w:szCs w:val="24"/>
+          <w:u w:val="single"/>
+        </w:rPr>
+        <w:t xml:space="preserve"> регламент</w:t>
+      </w:r>
+      <w:r>
+        <w:rPr>
+          <w:rFonts w:ascii="Times New Roman" w:hAnsi="Times New Roman" w:cs="Times New Roman"/>
+          <w:sz w:val="24"/>
+          <w:szCs w:val="24"/>
+          <w:u w:val="single"/>
+        </w:rPr>
+        <w:t>ов</w:t>
+      </w:r>
+      <w:r>
+        <w:rPr>
+          <w:rFonts w:ascii="Times New Roman" w:hAnsi="Times New Roman" w:cs="Times New Roman"/>
+          <w:sz w:val="24"/>
+          <w:szCs w:val="24"/>
+          <w:u w:val="single"/>
+        </w:rPr>
+        <w:t xml:space="preserve"> по обновлению, техническому сопровождению</w:t>
+      </w:r>
+      <w:r>
+        <w:rPr>
+          <w:rFonts w:ascii="Times New Roman" w:hAnsi="Times New Roman" w:cs="Times New Roman"/>
+          <w:sz w:val="24"/>
+          <w:szCs w:val="24"/>
+          <w:u w:val="single"/>
+        </w:rPr>
+        <w:t>,</w:t>
+      </w:r>
+      <w:r>
+        <w:rPr>
+          <w:rFonts w:ascii="Times New Roman" w:hAnsi="Times New Roman" w:cs="Times New Roman"/>
+          <w:sz w:val="24"/>
+          <w:szCs w:val="24"/>
+          <w:u w:val="single"/>
+        </w:rPr>
+        <w:t xml:space="preserve"> восстановлени</w:t>
+      </w:r>
+      <w:r>
+        <w:rPr>
+          <w:rFonts w:ascii="Times New Roman" w:hAnsi="Times New Roman" w:cs="Times New Roman"/>
+          <w:sz w:val="24"/>
+          <w:szCs w:val="24"/>
+          <w:u w:val="single"/>
+        </w:rPr>
+        <w:t>ю данных информационной системы;</w:t>
+      </w:r>
+      <w:r>
+        <w:rPr>
+          <w:rFonts w:ascii="Times New Roman" w:hAnsi="Times New Roman" w:cs="Times New Roman"/>
+          <w:sz w:val="24"/>
+          <w:szCs w:val="24"/>
+          <w:u w:val="single"/>
+        </w:rPr>
+        <w:t xml:space="preserve"> организ</w:t>
+      </w:r>
+      <w:r>
+        <w:rPr>
+          <w:rFonts w:ascii="Times New Roman" w:hAnsi="Times New Roman" w:cs="Times New Roman"/>
+          <w:sz w:val="24"/>
+          <w:szCs w:val="24"/>
+          <w:u w:val="single"/>
+        </w:rPr>
+        <w:t>ации</w:t>
+      </w:r>
+      <w:r>
+        <w:rPr>
+          <w:rFonts w:ascii="Times New Roman" w:hAnsi="Times New Roman" w:cs="Times New Roman"/>
+          <w:sz w:val="24"/>
+          <w:szCs w:val="24"/>
+          <w:u w:val="single"/>
+        </w:rPr>
+        <w:t xml:space="preserve"> доступ</w:t>
+      </w:r>
+      <w:r>
+        <w:rPr>
+          <w:rFonts w:ascii="Times New Roman" w:hAnsi="Times New Roman" w:cs="Times New Roman"/>
+          <w:sz w:val="24"/>
+          <w:szCs w:val="24"/>
+          <w:u w:val="single"/>
+        </w:rPr>
+        <w:t>а</w:t>
+      </w:r>
+      <w:r>
+        <w:rPr>
+          <w:rFonts w:ascii="Times New Roman" w:hAnsi="Times New Roman" w:cs="Times New Roman"/>
+          <w:sz w:val="24"/>
+          <w:szCs w:val="24"/>
+          <w:u w:val="single"/>
+        </w:rPr>
+        <w:t xml:space="preserve"> пользова</w:t>
+      </w:r>
+      <w:r>
+        <w:rPr>
+          <w:rFonts w:ascii="Times New Roman" w:hAnsi="Times New Roman" w:cs="Times New Roman"/>
+          <w:sz w:val="24"/>
+          <w:szCs w:val="24"/>
+          <w:u w:val="single"/>
+        </w:rPr>
+        <w:t xml:space="preserve">телей к информационной системе, </w:t>
+      </w:r>
+      <w:r>
+        <w:rPr>
+          <w:rFonts w:ascii="Times New Roman" w:hAnsi="Times New Roman" w:cs="Times New Roman"/>
+          <w:sz w:val="24"/>
+          <w:szCs w:val="24"/>
+          <w:u w:val="single"/>
+        </w:rPr>
+        <w:tab/>
+      </w:r>
+      <w:r>
+        <w:rPr>
+          <w:rFonts w:ascii="Times New Roman" w:hAnsi="Times New Roman" w:cs="Times New Roman"/>
+          <w:sz w:val="24"/>
+          <w:szCs w:val="24"/>
+          <w:u w:val="single"/>
+        </w:rPr>
+        <w:t>выполнении</w:t>
+      </w:r>
+      <w:r>
+        <w:rPr>
+          <w:rFonts w:ascii="Times New Roman" w:hAnsi="Times New Roman" w:cs="Times New Roman"/>
+          <w:sz w:val="24"/>
+          <w:szCs w:val="24"/>
+          <w:u w:val="single"/>
+        </w:rPr>
+        <w:t xml:space="preserve"> оценк</w:t>
+      </w:r>
+      <w:r>
+        <w:rPr>
+          <w:rFonts w:ascii="Times New Roman" w:hAnsi="Times New Roman" w:cs="Times New Roman"/>
+          <w:sz w:val="24"/>
+          <w:szCs w:val="24"/>
+          <w:u w:val="single"/>
+        </w:rPr>
+        <w:t>и</w:t>
+      </w:r>
+      <w:r>
+        <w:rPr>
+          <w:rFonts w:ascii="Times New Roman" w:hAnsi="Times New Roman" w:cs="Times New Roman"/>
+          <w:sz w:val="24"/>
+          <w:szCs w:val="24"/>
+          <w:u w:val="single"/>
+        </w:rPr>
+        <w:t xml:space="preserve"> качества и надежности функционирования информационной системы на соответствие техническим требованиям</w:t>
+      </w:r>
+      <w:r>
+        <w:rPr>
+          <w:rFonts w:ascii="Times New Roman" w:hAnsi="Times New Roman" w:cs="Times New Roman"/>
+          <w:sz w:val="24"/>
+          <w:szCs w:val="24"/>
+          <w:u w:val="single"/>
+        </w:rPr>
+        <w:t xml:space="preserve">; </w:t>
+      </w:r>
+      <w:r>
+        <w:rPr>
+          <w:rFonts w:ascii="Times New Roman" w:hAnsi="Times New Roman" w:cs="Times New Roman"/>
+          <w:sz w:val="24"/>
+          <w:szCs w:val="24"/>
+          <w:u w:val="single"/>
+        </w:rPr>
+        <w:t>разработки документации по эксплуатации информационной системы</w:t>
+      </w:r>
+      <w:r>
+        <w:rPr>
+          <w:rFonts w:ascii="Times New Roman" w:hAnsi="Times New Roman" w:cs="Times New Roman"/>
+          <w:sz w:val="24"/>
+          <w:szCs w:val="24"/>
+        </w:rPr>
+        <w:t>________</w:t>
+      </w:r>
+    </w:p>
+    <w:p>
+      <w:pPr>
+        <w:spacing w:after="0" w:line="240" w:lineRule="auto"/>
+        <w:rPr>
+          <w:rFonts w:ascii="Times New Roman" w:hAnsi="Times New Roman" w:cs="Times New Roman"/>
+          <w:sz w:val="24"/>
+          <w:szCs w:val="24"/>
+        </w:rPr>
+      </w:pPr>
+      <w:r>
+        <w:rPr>
+          <w:rFonts w:ascii="Times New Roman" w:hAnsi="Times New Roman" w:cs="Times New Roman"/>
+          <w:sz w:val="24"/>
+          <w:szCs w:val="24"/>
+        </w:rPr>
+        <w:t>6.Качество выполнения работ</w:t>
+      </w:r>
+    </w:p>
+    <w:p>
+      <w:pPr>
+        <w:spacing w:after="0" w:line="240" w:lineRule="auto"/>
+        <w:rPr>
+          <w:rFonts w:ascii="Times New Roman" w:hAnsi="Times New Roman" w:cs="Times New Roman"/>
+          <w:sz w:val="24"/>
+          <w:szCs w:val="24"/>
+          <w:u w:val="single"/>
+        </w:rPr>
+      </w:pPr>
+      <w:r>
+        <w:rPr>
+          <w:rFonts w:ascii="Times New Roman" w:hAnsi="Times New Roman" w:cs="Times New Roman"/>
+          <w:sz w:val="24"/>
+          <w:szCs w:val="24"/>
+          <w:u w:val="single"/>
+        </w:rPr>
+        <w:t>выполнил весь объем работы, предусмотренный программой практики и индивидуальным заданием; соблюдал учебную дисциплину, систематически вел дневник, в котором записывал объем выполненной работы за каждый день практики</w:t>
+      </w:r>
+      <w:r>
+        <w:rPr>
+          <w:rFonts w:ascii="Times New Roman" w:hAnsi="Times New Roman" w:cs="Times New Roman"/>
+          <w:sz w:val="24"/>
+          <w:szCs w:val="24"/>
+        </w:rPr>
+        <w:t>_________</w:t>
+      </w:r>
+    </w:p>
+    <w:p>
+      <w:pPr>
+        <w:spacing w:after="0" w:line="240" w:lineRule="auto"/>
+        <w:rPr>
+          <w:rFonts w:ascii="Times New Roman" w:hAnsi="Times New Roman" w:cs="Times New Roman"/>
+          <w:sz w:val="24"/>
+          <w:szCs w:val="24"/>
+        </w:rPr>
+      </w:pPr>
+      <w:r>
+        <w:rPr>
+          <w:rFonts w:ascii="Times New Roman" w:hAnsi="Times New Roman" w:cs="Times New Roman"/>
+          <w:sz w:val="24"/>
+          <w:szCs w:val="24"/>
+        </w:rPr>
+        <w:t xml:space="preserve">7.Вид профессиональной деятельности </w:t>
+      </w:r>
+    </w:p>
+    <w:p>
+      <w:pPr>
+        <w:spacing w:after="0" w:line="240" w:lineRule="auto"/>
+        <w:rPr>
+          <w:rFonts w:ascii="Times New Roman" w:hAnsi="Times New Roman" w:cs="Times New Roman"/>
+          <w:sz w:val="24"/>
+          <w:szCs w:val="24"/>
+        </w:rPr>
+      </w:pPr>
+      <w:r>
+        <w:rPr>
+          <w:rFonts w:ascii="Times New Roman" w:hAnsi="Times New Roman" w:cs="Times New Roman"/>
+          <w:sz w:val="24"/>
+          <w:szCs w:val="24"/>
+        </w:rPr>
+        <w:t>«</w:t>
+      </w:r>
+      <w:r>
+        <w:rPr>
+          <w:rFonts w:ascii="Times New Roman" w:hAnsi="Times New Roman" w:cs="Times New Roman"/>
+          <w:sz w:val="24"/>
+          <w:szCs w:val="24"/>
+        </w:rPr>
+        <w:t>Сопровождение</w:t>
+      </w:r>
+      <w:r>
+        <w:rPr>
+          <w:rFonts w:ascii="Times New Roman" w:hAnsi="Times New Roman" w:cs="Times New Roman"/>
+          <w:sz w:val="24"/>
+          <w:szCs w:val="24"/>
+        </w:rPr>
+        <w:t xml:space="preserve"> информационных </w:t>
+      </w:r>
+      <w:r>
+        <w:rPr>
+          <w:rFonts w:ascii="Times New Roman" w:hAnsi="Times New Roman" w:cs="Times New Roman"/>
+          <w:sz w:val="24"/>
+          <w:szCs w:val="24"/>
+        </w:rPr>
+        <w:t>систем</w:t>
+      </w:r>
+      <w:r>
+        <w:rPr>
+          <w:rFonts w:ascii="Times New Roman" w:hAnsi="Times New Roman" w:cs="Times New Roman"/>
+          <w:sz w:val="24"/>
+          <w:szCs w:val="24"/>
+        </w:rPr>
+        <w:t>»</w:t>
+      </w:r>
+      <w:r>
+        <w:rPr>
+          <w:rFonts w:ascii="Times New Roman" w:hAnsi="Times New Roman" w:cs="Times New Roman"/>
+          <w:sz w:val="24"/>
+          <w:szCs w:val="24"/>
+        </w:rPr>
+        <w:tab/>
+      </w:r>
+      <w:r>
+        <w:rPr>
+          <w:rFonts w:ascii="Times New Roman" w:hAnsi="Times New Roman" w:cs="Times New Roman"/>
+          <w:sz w:val="24"/>
+          <w:szCs w:val="24"/>
+        </w:rPr>
+        <w:t>________________ (освоен/не освоен)</w:t>
+      </w:r>
+    </w:p>
+    <w:p>
+      <w:pPr>
+        <w:spacing w:after="0" w:line="240" w:lineRule="auto"/>
+        <w:rPr>
+          <w:rFonts w:ascii="Times New Roman" w:hAnsi="Times New Roman" w:cs="Times New Roman"/>
+          <w:sz w:val="24"/>
+          <w:szCs w:val="24"/>
+        </w:rPr>
+      </w:pPr>
+    </w:p>
+    <w:p>
+      <w:pPr>
+        <w:spacing w:after="0" w:line="240" w:lineRule="auto"/>
+        <w:rPr>
+          <w:rFonts w:ascii="Times New Roman" w:hAnsi="Times New Roman" w:cs="Times New Roman"/>
+          <w:sz w:val="24"/>
+          <w:szCs w:val="24"/>
+        </w:rPr>
+      </w:pPr>
+      <w:r>
+        <w:rPr>
+          <w:rFonts w:ascii="Times New Roman" w:hAnsi="Times New Roman" w:cs="Times New Roman"/>
+          <w:sz w:val="24"/>
+          <w:szCs w:val="24"/>
+        </w:rPr>
+        <w:t>ФИО руководителя практики от организации</w:t>
+      </w:r>
+      <w:r>
+        <w:rPr>
+          <w:rFonts w:ascii="Times New Roman" w:hAnsi="Times New Roman" w:cs="Times New Roman"/>
+          <w:sz w:val="24"/>
+          <w:szCs w:val="24"/>
+        </w:rPr>
+        <w:tab/>
+      </w:r>
+      <w:r>
+        <w:rPr>
+          <w:rFonts w:ascii="Times New Roman" w:hAnsi="Times New Roman" w:cs="Times New Roman"/>
+          <w:sz w:val="24"/>
+          <w:szCs w:val="24"/>
+        </w:rPr>
+        <w:t>____________________________________</w:t>
+      </w:r>
+    </w:p>
+    <w:p>
+      <w:pPr>
+        <w:spacing w:after="0" w:line="240" w:lineRule="auto"/>
+        <w:rPr>
+          <w:rFonts w:ascii="Times New Roman" w:hAnsi="Times New Roman" w:cs="Times New Roman"/>
+          <w:sz w:val="24"/>
+          <w:szCs w:val="24"/>
+        </w:rPr>
+      </w:pPr>
+    </w:p>
+    <w:p>
+      <w:pPr>
+        <w:spacing w:after="0" w:line="240" w:lineRule="auto"/>
+        <w:rPr>
+          <w:rFonts w:ascii="Times New Roman" w:hAnsi="Times New Roman" w:cs="Times New Roman"/>
+          <w:sz w:val="24"/>
+          <w:szCs w:val="24"/>
+        </w:rPr>
+      </w:pPr>
+      <w:r>
+        <w:rPr>
+          <w:rFonts w:ascii="Times New Roman" w:hAnsi="Times New Roman" w:cs="Times New Roman"/>
+          <w:sz w:val="24"/>
+          <w:szCs w:val="24"/>
+        </w:rPr>
+        <w:t>Должность</w:t>
+      </w:r>
+      <w:r>
+        <w:rPr>
+          <w:rFonts w:ascii="Times New Roman" w:hAnsi="Times New Roman" w:cs="Times New Roman"/>
+          <w:sz w:val="24"/>
+          <w:szCs w:val="24"/>
+        </w:rPr>
+        <w:t xml:space="preserve"> </w:t>
+      </w:r>
+      <w:r>
+        <w:rPr>
+          <w:rFonts w:ascii="Times New Roman" w:hAnsi="Times New Roman" w:cs="Times New Roman"/>
+          <w:sz w:val="24"/>
+          <w:szCs w:val="24"/>
+        </w:rPr>
+        <w:t>_______________</w:t>
+      </w:r>
+      <w:r>
+        <w:rPr>
+          <w:rFonts w:ascii="Times New Roman" w:hAnsi="Times New Roman" w:cs="Times New Roman"/>
+          <w:sz w:val="24"/>
+          <w:szCs w:val="24"/>
+        </w:rPr>
+        <w:t xml:space="preserve">_______________________________ </w:t>
+      </w:r>
+      <w:r>
+        <w:rPr>
+          <w:rFonts w:ascii="Times New Roman" w:hAnsi="Times New Roman" w:cs="Times New Roman"/>
+          <w:sz w:val="24"/>
+          <w:szCs w:val="24"/>
+        </w:rPr>
+        <w:t>Подпись</w:t>
+      </w:r>
+      <w:r>
+        <w:rPr>
+          <w:rFonts w:ascii="Times New Roman" w:hAnsi="Times New Roman" w:cs="Times New Roman"/>
+          <w:sz w:val="24"/>
+          <w:szCs w:val="24"/>
+        </w:rPr>
+        <w:t xml:space="preserve"> </w:t>
+      </w:r>
+      <w:r>
+        <w:rPr>
+          <w:rFonts w:ascii="Times New Roman" w:hAnsi="Times New Roman" w:cs="Times New Roman"/>
+          <w:sz w:val="24"/>
+          <w:szCs w:val="24"/>
+        </w:rPr>
+        <w:t>_____________</w:t>
+      </w:r>
+    </w:p>
+    <w:p>
+      <w:pPr>
+        <w:spacing w:after="0" w:line="240" w:lineRule="auto"/>
+        <w:ind w:left="1418" w:firstLine="709"/>
+        <w:rPr>
+          <w:rFonts w:ascii="Times New Roman" w:hAnsi="Times New Roman" w:cs="Times New Roman"/>
+          <w:sz w:val="24"/>
+          <w:szCs w:val="24"/>
+          <w:vertAlign w:val="superscript"/>
+        </w:rPr>
+      </w:pPr>
+      <w:r>
+        <w:rPr>
+          <w:rFonts w:ascii="Times New Roman" w:hAnsi="Times New Roman" w:cs="Times New Roman"/>
+          <w:sz w:val="24"/>
+          <w:szCs w:val="24"/>
+          <w:vertAlign w:val="superscript"/>
+        </w:rPr>
+        <w:t xml:space="preserve"> (руководитель практики от предприятия)</w:t>
+      </w:r>
+    </w:p>
+    <w:p>
+      <w:pPr>
+        <w:spacing w:after="0" w:line="240" w:lineRule="auto"/>
+        <w:rPr>
+          <w:rFonts w:ascii="Times New Roman" w:hAnsi="Times New Roman" w:cs="Times New Roman"/>
+          <w:sz w:val="24"/>
+          <w:szCs w:val="24"/>
+        </w:rPr>
+      </w:pPr>
+    </w:p>
+    <w:p>
+      <w:pPr>
+        <w:spacing w:after="0" w:line="240" w:lineRule="auto"/>
+        <w:rPr>
+          <w:rFonts w:ascii="Times New Roman" w:hAnsi="Times New Roman" w:cs="Times New Roman"/>
+          <w:b/>
+          <w:sz w:val="24"/>
+          <w:szCs w:val="24"/>
+        </w:rPr>
+      </w:pPr>
+      <w:r>
+        <w:rPr>
+          <w:rFonts w:ascii="Times New Roman" w:hAnsi="Times New Roman" w:cs="Times New Roman"/>
+          <w:sz w:val="24"/>
+          <w:szCs w:val="24"/>
+        </w:rPr>
+        <w:t>Дата</w:t>
+      </w:r>
+      <w:r>
+        <w:rPr>
+          <w:rFonts w:ascii="Times New Roman" w:hAnsi="Times New Roman" w:cs="Times New Roman"/>
+          <w:sz w:val="24"/>
+          <w:szCs w:val="24"/>
+        </w:rPr>
+        <w:tab/>
+      </w:r>
+      <w:r>
+        <w:rPr>
+          <w:rFonts w:ascii="Times New Roman" w:hAnsi="Times New Roman" w:cs="Times New Roman"/>
+          <w:sz w:val="24"/>
+          <w:szCs w:val="24"/>
+        </w:rPr>
+        <w:tab/>
+      </w:r>
+      <w:r>
+        <w:rPr>
+          <w:rFonts w:ascii="Times New Roman" w:hAnsi="Times New Roman" w:cs="Times New Roman"/>
+          <w:sz w:val="24"/>
+          <w:szCs w:val="24"/>
+        </w:rPr>
+        <w:tab/>
+      </w:r>
+      <w:r>
+        <w:rPr>
+          <w:rFonts w:ascii="Times New Roman" w:hAnsi="Times New Roman" w:cs="Times New Roman"/>
+          <w:sz w:val="24"/>
+          <w:szCs w:val="24"/>
+        </w:rPr>
+        <w:tab/>
+      </w:r>
+      <w:r>
+        <w:rPr>
+          <w:rFonts w:ascii="Times New Roman" w:hAnsi="Times New Roman" w:cs="Times New Roman"/>
+          <w:sz w:val="24"/>
+          <w:szCs w:val="24"/>
+        </w:rPr>
+        <w:tab/>
+      </w:r>
+      <w:r>
+        <w:rPr>
+          <w:rFonts w:ascii="Times New Roman" w:hAnsi="Times New Roman" w:cs="Times New Roman"/>
+          <w:sz w:val="24"/>
+          <w:szCs w:val="24"/>
+        </w:rPr>
+        <w:tab/>
+      </w:r>
+      <w:r>
+        <w:rPr>
+          <w:rFonts w:ascii="Times New Roman" w:hAnsi="Times New Roman" w:cs="Times New Roman"/>
+          <w:sz w:val="24"/>
+          <w:szCs w:val="24"/>
+        </w:rPr>
+        <w:tab/>
+      </w:r>
+      <w:r>
+        <w:rPr>
+          <w:rFonts w:ascii="Times New Roman" w:hAnsi="Times New Roman" w:cs="Times New Roman"/>
+          <w:sz w:val="24"/>
+          <w:szCs w:val="24"/>
+        </w:rPr>
+        <w:tab/>
+      </w:r>
+      <w:r>
+        <w:rPr>
+          <w:rFonts w:ascii="Times New Roman" w:hAnsi="Times New Roman" w:cs="Times New Roman"/>
+          <w:sz w:val="24"/>
+          <w:szCs w:val="24"/>
+        </w:rPr>
+        <w:tab/>
+      </w:r>
+      <w:r>
+        <w:rPr>
+          <w:rFonts w:ascii="Times New Roman" w:hAnsi="Times New Roman" w:cs="Times New Roman"/>
+          <w:b/>
+          <w:sz w:val="24"/>
+          <w:szCs w:val="24"/>
+        </w:rPr>
+        <w:t>М.П.</w:t>
+      </w:r>
     </w:p>
     <w:sectPr>
       <w:type w:val="continuous"/>
@@ -20361,7 +22044,7 @@
 </file>
 
 <file path=customXml/itemProps1.xml><?xml version="1.0" encoding="utf-8"?>
-<ds:datastoreItem xmlns:ds="http://schemas.openxmlformats.org/officeDocument/2006/customXml" ds:itemID="{EEFD3102-1A38-48E3-9085-C0CEC985E3D6}">
+<ds:datastoreItem xmlns:ds="http://schemas.openxmlformats.org/officeDocument/2006/customXml" ds:itemID="{E9D98704-38B7-4519-BF69-A561E003F39E}">
   <ds:schemaRefs>
     <ds:schemaRef ds:uri="http://schemas.openxmlformats.org/officeDocument/2006/bibliography"/>
   </ds:schemaRefs>
